--- a/Hi Natália.docx
+++ b/Hi Natália.docx
@@ -12,24 +12,38 @@
         <w:rPr>
           <w:lang w:val="en-US"/>
         </w:rPr>
-        <w:t>A Study of Guselkumab Subcutaneous Therapy in Participants With Moderately to Severely Active Crohn's Disease (GRAVITI)</w:t>
+        <w:t>Hi Natália, here's the breakdown for the GALAXI studies (CNTO1959CRD3001):</w:t>
+      </w:r>
+    </w:p>
+    <w:p>
+      <w:r>
+        <w:pict w14:anchorId="04C4C583">
+          <v:rect id="_x0000_i1037" style="width:0;height:1.5pt" o:hralign="center" o:hrstd="t" o:hr="t" fillcolor="#a0a0a0" stroked="f"/>
+        </w:pict>
       </w:r>
     </w:p>
     <w:p>
       <w:pPr>
         <w:rPr>
+          <w:lang w:val="en-US"/>
+        </w:rPr>
+      </w:pPr>
+      <w:r>
+        <w:rPr>
           <w:b/>
           <w:bCs/>
           <w:lang w:val="en-US"/>
         </w:rPr>
-      </w:pPr>
-      <w:r>
-        <w:rPr>
+        <w:t xml:space="preserve">GALAXI-1 (load-1358) — </w:t>
+      </w:r>
+      <w:r>
+        <w:rPr>
+          <w:rFonts w:ascii="Segoe UI Emoji" w:hAnsi="Segoe UI Emoji" w:cs="Segoe UI Emoji"/>
           <w:b/>
           <w:bCs/>
           <w:lang w:val="en-US"/>
         </w:rPr>
-        <w:t xml:space="preserve">Quick summary on GRAVITI (CNTO1959CRD3004) after </w:t>
+        <w:t>✅</w:t>
       </w:r>
       <w:r>
         <w:rPr>
@@ -37,32 +51,41 @@
           <w:bCs/>
           <w:lang w:val="en-US"/>
         </w:rPr>
-        <w:t>check</w:t>
-      </w:r>
-      <w:r>
-        <w:rPr>
-          <w:b/>
-          <w:bCs/>
-          <w:lang w:val="en-US"/>
-        </w:rPr>
-        <w:t>:</w:t>
+        <w:t xml:space="preserve"> Complete CSR WK48</w:t>
       </w:r>
     </w:p>
     <w:p>
       <w:pPr>
         <w:rPr>
+          <w:lang w:val="en-US"/>
+        </w:rPr>
+      </w:pPr>
+      <w:r>
+        <w:rPr>
+          <w:lang w:val="en-US"/>
+        </w:rPr>
+        <w:t xml:space="preserve">The most recent load (load-1358) is the complete one, containing </w:t>
+      </w:r>
+      <w:r>
+        <w:rPr>
           <w:b/>
           <w:bCs/>
           <w:lang w:val="en-US"/>
         </w:rPr>
-      </w:pPr>
-      <w:r>
-        <w:rPr>
-          <w:b/>
-          <w:bCs/>
-          <w:lang w:val="en-US"/>
-        </w:rPr>
-        <w:t>Time points available:</w:t>
+        <w:t>41 ADaM datasets</w:t>
+      </w:r>
+      <w:r>
+        <w:rPr>
+          <w:lang w:val="en-US"/>
+        </w:rPr>
+        <w:t>, including all key domains: ADSESCD (endoscopy), ADHIST/ADHISTR (histology), ADEFF (composite efficacy), ADTTE (time-to-event), ADLB, ADPC, ADIS, ADPROMIS, ADIBDQ, ADBSFS, ADCORT, ADVSCORT, ADEQ5D, ADWPAI, ADPGI, and even two non-standard flat files (BIOMARKER, BIOMARKERBYWK). Time point coverage through WK48 is confirmed by ADTTE PARAMCDs going up to TTHOSP48, TTPROC48, and TTSURG48. Load-1308 was a partial snapshot with only 6 datasets and can be ignored.</w:t>
+      </w:r>
+    </w:p>
+    <w:p>
+      <w:r>
+        <w:pict w14:anchorId="0BD9E253">
+          <v:rect id="_x0000_i1038" style="width:0;height:1.5pt" o:hralign="center" o:hrstd="t" o:hr="t" fillcolor="#a0a0a0" stroked="f"/>
+        </w:pict>
       </w:r>
     </w:p>
     <w:p>
@@ -73,68 +96,76 @@
       </w:pPr>
       <w:r>
         <w:rPr>
-          <w:lang w:val="en-US"/>
-        </w:rPr>
-        <w:t>The study covers the following visits: Weeks 0, 4, 8, 12, 16, 20, 24, 28, 32, 36, 40, 44, 48, plus follow-up visits (Final Efficacy and Safety Follow-up Visit) and unscheduled visits. So we have complete time points up to week 48 — which matches the protocol's primary endpoint (CSR WK48).</w:t>
+          <w:b/>
+          <w:bCs/>
+          <w:lang w:val="en-US"/>
+        </w:rPr>
+        <w:t xml:space="preserve">GALAXI-2 (load-2490) and GALAXI-3 (load-2491) — </w:t>
+      </w:r>
+      <w:r>
+        <w:rPr>
+          <w:rFonts w:ascii="Segoe UI Emoji" w:hAnsi="Segoe UI Emoji" w:cs="Segoe UI Emoji"/>
+          <w:b/>
+          <w:bCs/>
+          <w:lang w:val="en-US"/>
+        </w:rPr>
+        <w:t>⚠</w:t>
+      </w:r>
+      <w:r>
+        <w:rPr>
+          <w:rFonts w:ascii="Segoe UI Emoji" w:hAnsi="Segoe UI Emoji" w:cs="Segoe UI Emoji"/>
+          <w:b/>
+          <w:bCs/>
+        </w:rPr>
+        <w:t>️</w:t>
+      </w:r>
+      <w:r>
+        <w:rPr>
+          <w:b/>
+          <w:bCs/>
+          <w:lang w:val="en-US"/>
+        </w:rPr>
+        <w:t xml:space="preserve"> Partial loads, data refresh needed</w:t>
       </w:r>
     </w:p>
     <w:p>
       <w:pPr>
         <w:rPr>
+          <w:lang w:val="en-US"/>
+        </w:rPr>
+      </w:pPr>
+      <w:r>
+        <w:rPr>
+          <w:lang w:val="en-US"/>
+        </w:rPr>
+        <w:t xml:space="preserve">Both of these are clearly </w:t>
+      </w:r>
+      <w:r>
+        <w:rPr>
           <w:b/>
           <w:bCs/>
           <w:lang w:val="en-US"/>
         </w:rPr>
-      </w:pPr>
-      <w:r>
-        <w:rPr>
-          <w:b/>
-          <w:bCs/>
-          <w:lang w:val="en-US"/>
-        </w:rPr>
-        <w:t>Regarding the loads</w:t>
-      </w:r>
-      <w:r>
-        <w:rPr>
-          <w:b/>
-          <w:bCs/>
-          <w:lang w:val="en-US"/>
-        </w:rPr>
-        <w:t xml:space="preserve"> (available at Domino)</w:t>
-      </w:r>
-      <w:r>
-        <w:rPr>
-          <w:b/>
-          <w:bCs/>
-          <w:lang w:val="en-US"/>
-        </w:rPr>
-        <w:t>:</w:t>
+        <w:t>pre-CSR partial loads</w:t>
+      </w:r>
+      <w:r>
+        <w:rPr>
+          <w:lang w:val="en-US"/>
+        </w:rPr>
+        <w:t>. They contain only 13 datasets (GAL2) and 12 datasets (GAL3) — essentially just the core structural datasets:</w:t>
       </w:r>
     </w:p>
     <w:p>
       <w:pPr>
-        <w:pStyle w:val="PargrafodaLista"/>
-        <w:numPr>
-          <w:ilvl w:val="0"/>
-          <w:numId w:val="1"/>
-        </w:numPr>
         <w:rPr>
           <w:lang w:val="en-US"/>
         </w:rPr>
       </w:pPr>
       <w:r>
         <w:rPr>
-          <w:b/>
-          <w:bCs/>
-          <w:lang w:val="en-US"/>
-        </w:rPr>
-        <w:t>Load-2492</w:t>
-      </w:r>
-      <w:r>
-        <w:rPr>
-          <w:lang w:val="en-US"/>
-        </w:rPr>
-        <w:t xml:space="preserve"> is the initial/partial load — it contains 12 ADaM datasets:</w:t>
+          <w:lang w:val="en-US"/>
+        </w:rPr>
+        <w:t>ADAE, ADBDC, ADCDAI, ADDISP, ADEX, ADICE, ADLBEF, ADRXFAIL, ADRXHIST, ADSAF, ADSL, ADVSCDAI (+ ADMACE in GAL2 only)</w:t>
       </w:r>
     </w:p>
     <w:p>
@@ -147,69 +178,419 @@
         <w:rPr>
           <w:lang w:val="en-US"/>
         </w:rPr>
-        <w:t>ADAE, ADBDC, ADCDAI, ADDISP, ADEX, ADICE, ADLBEF, ADRXFAIL, ADRXHIST, ADSAF, ADSL, ADVSCDAI</w:t>
+        <w:t xml:space="preserve">The following </w:t>
+      </w:r>
+      <w:r>
+        <w:rPr>
+          <w:b/>
+          <w:bCs/>
+          <w:lang w:val="en-US"/>
+        </w:rPr>
+        <w:t>30 datasets are missing from both GAL2 and GAL3</w:t>
+      </w:r>
+      <w:r>
+        <w:rPr>
+          <w:lang w:val="en-US"/>
+        </w:rPr>
+        <w:t xml:space="preserve"> relative to what was delivered for GALAXI-1:</w:t>
+      </w:r>
+    </w:p>
+    <w:tbl>
+      <w:tblPr>
+        <w:tblW w:w="0" w:type="auto"/>
+        <w:tblCellSpacing w:w="15" w:type="dxa"/>
+        <w:tblCellMar>
+          <w:top w:w="15" w:type="dxa"/>
+          <w:left w:w="15" w:type="dxa"/>
+          <w:bottom w:w="15" w:type="dxa"/>
+          <w:right w:w="15" w:type="dxa"/>
+        </w:tblCellMar>
+        <w:tblLook w:val="04A0" w:firstRow="1" w:lastRow="0" w:firstColumn="1" w:lastColumn="0" w:noHBand="0" w:noVBand="1"/>
+      </w:tblPr>
+      <w:tblGrid>
+        <w:gridCol w:w="2024"/>
+        <w:gridCol w:w="5434"/>
+      </w:tblGrid>
+      <w:tr>
+        <w:trPr>
+          <w:tblHeader/>
+          <w:tblCellSpacing w:w="15" w:type="dxa"/>
+        </w:trPr>
+        <w:tc>
+          <w:tcPr>
+            <w:tcW w:w="0" w:type="auto"/>
+            <w:vAlign w:val="center"/>
+            <w:hideMark/>
+          </w:tcPr>
+          <w:p>
+            <w:pPr>
+              <w:rPr>
+                <w:b/>
+                <w:bCs/>
+              </w:rPr>
+            </w:pPr>
+            <w:r>
+              <w:rPr>
+                <w:b/>
+                <w:bCs/>
+              </w:rPr>
+              <w:t>Category</w:t>
+            </w:r>
+          </w:p>
+        </w:tc>
+        <w:tc>
+          <w:tcPr>
+            <w:tcW w:w="0" w:type="auto"/>
+            <w:vAlign w:val="center"/>
+            <w:hideMark/>
+          </w:tcPr>
+          <w:p>
+            <w:pPr>
+              <w:rPr>
+                <w:b/>
+                <w:bCs/>
+              </w:rPr>
+            </w:pPr>
+            <w:r>
+              <w:rPr>
+                <w:b/>
+                <w:bCs/>
+              </w:rPr>
+              <w:t>Missing datasets</w:t>
+            </w:r>
+          </w:p>
+        </w:tc>
+      </w:tr>
+      <w:tr>
+        <w:trPr>
+          <w:tblCellSpacing w:w="15" w:type="dxa"/>
+        </w:trPr>
+        <w:tc>
+          <w:tcPr>
+            <w:tcW w:w="0" w:type="auto"/>
+            <w:vAlign w:val="center"/>
+            <w:hideMark/>
+          </w:tcPr>
+          <w:p>
+            <w:r>
+              <w:t>Endoscopy</w:t>
+            </w:r>
+          </w:p>
+        </w:tc>
+        <w:tc>
+          <w:tcPr>
+            <w:tcW w:w="0" w:type="auto"/>
+            <w:vAlign w:val="center"/>
+            <w:hideMark/>
+          </w:tcPr>
+          <w:p>
+            <w:r>
+              <w:t>ADSESCD, ADSESCD2</w:t>
+            </w:r>
+          </w:p>
+        </w:tc>
+      </w:tr>
+      <w:tr>
+        <w:trPr>
+          <w:tblCellSpacing w:w="15" w:type="dxa"/>
+        </w:trPr>
+        <w:tc>
+          <w:tcPr>
+            <w:tcW w:w="0" w:type="auto"/>
+            <w:vAlign w:val="center"/>
+            <w:hideMark/>
+          </w:tcPr>
+          <w:p>
+            <w:r>
+              <w:t>Histology</w:t>
+            </w:r>
+          </w:p>
+        </w:tc>
+        <w:tc>
+          <w:tcPr>
+            <w:tcW w:w="0" w:type="auto"/>
+            <w:vAlign w:val="center"/>
+            <w:hideMark/>
+          </w:tcPr>
+          <w:p>
+            <w:r>
+              <w:t>ADHIST, ADHISTR</w:t>
+            </w:r>
+          </w:p>
+        </w:tc>
+      </w:tr>
+      <w:tr>
+        <w:trPr>
+          <w:tblCellSpacing w:w="15" w:type="dxa"/>
+        </w:trPr>
+        <w:tc>
+          <w:tcPr>
+            <w:tcW w:w="0" w:type="auto"/>
+            <w:vAlign w:val="center"/>
+            <w:hideMark/>
+          </w:tcPr>
+          <w:p>
+            <w:r>
+              <w:t>Composite efficacy</w:t>
+            </w:r>
+          </w:p>
+        </w:tc>
+        <w:tc>
+          <w:tcPr>
+            <w:tcW w:w="0" w:type="auto"/>
+            <w:vAlign w:val="center"/>
+            <w:hideMark/>
+          </w:tcPr>
+          <w:p>
+            <w:r>
+              <w:t>ADEFF, ADTTE, ADTRTFL, ADVCDAI2</w:t>
+            </w:r>
+          </w:p>
+        </w:tc>
+      </w:tr>
+      <w:tr>
+        <w:trPr>
+          <w:tblCellSpacing w:w="15" w:type="dxa"/>
+        </w:trPr>
+        <w:tc>
+          <w:tcPr>
+            <w:tcW w:w="0" w:type="auto"/>
+            <w:vAlign w:val="center"/>
+            <w:hideMark/>
+          </w:tcPr>
+          <w:p>
+            <w:r>
+              <w:t>PROs</w:t>
+            </w:r>
+          </w:p>
+        </w:tc>
+        <w:tc>
+          <w:tcPr>
+            <w:tcW w:w="0" w:type="auto"/>
+            <w:vAlign w:val="center"/>
+            <w:hideMark/>
+          </w:tcPr>
+          <w:p>
+            <w:r>
+              <w:t>ADIBDQ, ADPROMIS, ADEQ5D, ADPGI, ADBSFS, ADWPAI</w:t>
+            </w:r>
+          </w:p>
+        </w:tc>
+      </w:tr>
+      <w:tr>
+        <w:trPr>
+          <w:tblCellSpacing w:w="15" w:type="dxa"/>
+        </w:trPr>
+        <w:tc>
+          <w:tcPr>
+            <w:tcW w:w="0" w:type="auto"/>
+            <w:vAlign w:val="center"/>
+            <w:hideMark/>
+          </w:tcPr>
+          <w:p>
+            <w:r>
+              <w:t>Labs</w:t>
+            </w:r>
+          </w:p>
+        </w:tc>
+        <w:tc>
+          <w:tcPr>
+            <w:tcW w:w="0" w:type="auto"/>
+            <w:vAlign w:val="center"/>
+            <w:hideMark/>
+          </w:tcPr>
+          <w:p>
+            <w:r>
+              <w:t>ADLB, ADLBTOX</w:t>
+            </w:r>
+          </w:p>
+        </w:tc>
+      </w:tr>
+      <w:tr>
+        <w:trPr>
+          <w:tblCellSpacing w:w="15" w:type="dxa"/>
+        </w:trPr>
+        <w:tc>
+          <w:tcPr>
+            <w:tcW w:w="0" w:type="auto"/>
+            <w:vAlign w:val="center"/>
+            <w:hideMark/>
+          </w:tcPr>
+          <w:p>
+            <w:r>
+              <w:t>Corticosteroids</w:t>
+            </w:r>
+          </w:p>
+        </w:tc>
+        <w:tc>
+          <w:tcPr>
+            <w:tcW w:w="0" w:type="auto"/>
+            <w:vAlign w:val="center"/>
+            <w:hideMark/>
+          </w:tcPr>
+          <w:p>
+            <w:r>
+              <w:t>ADCORT, ADVSCORT</w:t>
+            </w:r>
+          </w:p>
+        </w:tc>
+      </w:tr>
+      <w:tr>
+        <w:trPr>
+          <w:tblCellSpacing w:w="15" w:type="dxa"/>
+        </w:trPr>
+        <w:tc>
+          <w:tcPr>
+            <w:tcW w:w="0" w:type="auto"/>
+            <w:vAlign w:val="center"/>
+            <w:hideMark/>
+          </w:tcPr>
+          <w:p>
+            <w:r>
+              <w:t>PK/Immunogenicity</w:t>
+            </w:r>
+          </w:p>
+        </w:tc>
+        <w:tc>
+          <w:tcPr>
+            <w:tcW w:w="0" w:type="auto"/>
+            <w:vAlign w:val="center"/>
+            <w:hideMark/>
+          </w:tcPr>
+          <w:p>
+            <w:r>
+              <w:t>ADPC, ADIS</w:t>
+            </w:r>
+          </w:p>
+        </w:tc>
+      </w:tr>
+      <w:tr>
+        <w:trPr>
+          <w:tblCellSpacing w:w="15" w:type="dxa"/>
+        </w:trPr>
+        <w:tc>
+          <w:tcPr>
+            <w:tcW w:w="0" w:type="auto"/>
+            <w:vAlign w:val="center"/>
+            <w:hideMark/>
+          </w:tcPr>
+          <w:p>
+            <w:r>
+              <w:t>Safety</w:t>
+            </w:r>
+          </w:p>
+        </w:tc>
+        <w:tc>
+          <w:tcPr>
+            <w:tcW w:w="0" w:type="auto"/>
+            <w:vAlign w:val="center"/>
+            <w:hideMark/>
+          </w:tcPr>
+          <w:p>
+            <w:r>
+              <w:t>ADCSSRS, ADCSSRSI, ADFIST</w:t>
+            </w:r>
+          </w:p>
+        </w:tc>
+      </w:tr>
+      <w:tr>
+        <w:trPr>
+          <w:tblCellSpacing w:w="15" w:type="dxa"/>
+        </w:trPr>
+        <w:tc>
+          <w:tcPr>
+            <w:tcW w:w="0" w:type="auto"/>
+            <w:vAlign w:val="center"/>
+            <w:hideMark/>
+          </w:tcPr>
+          <w:p>
+            <w:r>
+              <w:t>Med review &amp; history</w:t>
+            </w:r>
+          </w:p>
+        </w:tc>
+        <w:tc>
+          <w:tcPr>
+            <w:tcW w:w="0" w:type="auto"/>
+            <w:vAlign w:val="center"/>
+            <w:hideMark/>
+          </w:tcPr>
+          <w:p>
+            <w:r>
+              <w:t>ADMEDRVW, ADMHI, ADIE, ADDV</w:t>
+            </w:r>
+          </w:p>
+        </w:tc>
+      </w:tr>
+      <w:tr>
+        <w:trPr>
+          <w:tblCellSpacing w:w="15" w:type="dxa"/>
+        </w:trPr>
+        <w:tc>
+          <w:tcPr>
+            <w:tcW w:w="0" w:type="auto"/>
+            <w:vAlign w:val="center"/>
+            <w:hideMark/>
+          </w:tcPr>
+          <w:p>
+            <w:r>
+              <w:t>Other</w:t>
+            </w:r>
+          </w:p>
+        </w:tc>
+        <w:tc>
+          <w:tcPr>
+            <w:tcW w:w="0" w:type="auto"/>
+            <w:vAlign w:val="center"/>
+            <w:hideMark/>
+          </w:tcPr>
+          <w:p>
+            <w:r>
+              <w:t>ADPANDEM, BIOMARKER, BIOMARKERBYWK</w:t>
+            </w:r>
+          </w:p>
+        </w:tc>
+      </w:tr>
+    </w:tbl>
+    <w:p>
+      <w:pPr>
+        <w:rPr>
+          <w:lang w:val="en-US"/>
+        </w:rPr>
+      </w:pPr>
+      <w:r>
+        <w:rPr>
+          <w:b/>
+          <w:bCs/>
+          <w:lang w:val="en-US"/>
+        </w:rPr>
+        <w:t>Bottom line:</w:t>
+      </w:r>
+      <w:r>
+        <w:rPr>
+          <w:lang w:val="en-US"/>
+        </w:rPr>
+        <w:t xml:space="preserve"> For GALAXI-2 and GALAXI-3, a full data refresh from the stats team is needed. The current loads do not support LTE outcome derivation — they're missing endoscopy (ADSESCD), histology (ADHIST/ADHISTR), composite efficacy (ADEFF), time-</w:t>
+      </w:r>
+      <w:r>
+        <w:rPr>
+          <w:lang w:val="en-US"/>
+        </w:rPr>
+        <w:lastRenderedPageBreak/>
+        <w:t>to-event (ADTTE), and all PRO datasets. None of the critical secondary endpoints can be derived from what we currently have.</w:t>
       </w:r>
     </w:p>
     <w:p>
       <w:pPr>
-        <w:pStyle w:val="PargrafodaLista"/>
-        <w:numPr>
-          <w:ilvl w:val="0"/>
-          <w:numId w:val="1"/>
-        </w:numPr>
         <w:rPr>
           <w:lang w:val="en-US"/>
         </w:rPr>
       </w:pPr>
       <w:r>
         <w:rPr>
-          <w:b/>
-          <w:bCs/>
-          <w:lang w:val="en-US"/>
-        </w:rPr>
-        <w:t>Load-2952</w:t>
-      </w:r>
-      <w:r>
-        <w:rPr>
-          <w:lang w:val="en-US"/>
-        </w:rPr>
-        <w:t xml:space="preserve"> is the complete/final load (CSR-ready) — it contains 38 ADaM datasets</w:t>
-      </w:r>
-      <w:r>
-        <w:rPr>
-          <w:lang w:val="en-US"/>
-        </w:rPr>
-        <w:t xml:space="preserve"> (according doc “</w:t>
-      </w:r>
-      <w:r>
-        <w:rPr>
-          <w:lang w:val="en-US"/>
-        </w:rPr>
-        <w:t>graviti_load2952_adam_datasets</w:t>
-      </w:r>
-      <w:r>
-        <w:rPr>
-          <w:lang w:val="en-US"/>
-        </w:rPr>
-        <w:t>.xlsx</w:t>
-      </w:r>
-      <w:r>
-        <w:rPr>
-          <w:lang w:val="en-US"/>
-        </w:rPr>
-        <w:t>”attached)</w:t>
-      </w:r>
-      <w:r>
-        <w:rPr>
-          <w:lang w:val="en-US"/>
-        </w:rPr>
-        <w:t>. In addition to all the datasets from the previous load, 26 new ones have been added</w:t>
-      </w:r>
-      <w:r>
-        <w:rPr>
-          <w:lang w:val="en-US"/>
-        </w:rPr>
-        <w:t>.</w:t>
+          <w:lang w:val="en-US"/>
+        </w:rPr>
+        <w:t>Let me know if you need me to map specific PARAMCDs for any of these endpoints across the three studies.</w:t>
       </w:r>
     </w:p>
     <w:p>
@@ -218,84 +599,6 @@
           <w:lang w:val="en-US"/>
         </w:rPr>
       </w:pPr>
-      <w:r>
-        <w:rPr>
-          <w:lang w:val="en-US"/>
-        </w:rPr>
-        <w:t>It contains all expected ADaM domains for this period — ADSESCD (endoscopy), ADHIST/ADHISTR (histology), ADIBDQ/ADPROMIS (PROs), ADEFF (composite efficacy), ADTTE, ADLB, ADPC, ADIS, ADCORT, etc. Nothing structurally missing for WK48.</w:t>
-      </w:r>
-    </w:p>
-    <w:p>
-      <w:pPr>
-        <w:rPr>
-          <w:lang w:val="en-US"/>
-        </w:rPr>
-      </w:pPr>
-      <w:r>
-        <w:rPr>
-          <w:b/>
-          <w:bCs/>
-          <w:lang w:val="en-US"/>
-        </w:rPr>
-        <w:t>The gap:</w:t>
-      </w:r>
-      <w:r>
-        <w:rPr>
-          <w:lang w:val="en-US"/>
-        </w:rPr>
-        <w:t xml:space="preserve"> </w:t>
-      </w:r>
-    </w:p>
-    <w:p>
-      <w:pPr>
-        <w:rPr>
-          <w:lang w:val="en-US"/>
-        </w:rPr>
-      </w:pPr>
-      <w:r>
-        <w:rPr>
-          <w:lang w:val="en-US"/>
-        </w:rPr>
-        <w:t>GRAVITI includes an LTE through Week 96, but the current load (load-2952) only goes up to Week 48. The LTE portion (Week 52–96) is likely in a separate load that hasn’t been requested yet. Based on J&amp;J’s published data</w:t>
-      </w:r>
-      <w:r>
-        <w:rPr>
-          <w:vertAlign w:val="superscript"/>
-          <w:lang w:val="en-US"/>
-        </w:rPr>
-        <w:t>1</w:t>
-      </w:r>
-      <w:r>
-        <w:rPr>
-          <w:lang w:val="en-US"/>
-        </w:rPr>
-        <w:t>, post–Week 48 data seems to exist, so it would be worth confirming with the stats team whether an additional load should be included in the data refresh request</w:t>
-      </w:r>
-    </w:p>
-    <w:p>
-      <w:pPr>
-        <w:rPr>
-          <w:sz w:val="18"/>
-          <w:szCs w:val="18"/>
-          <w:lang w:val="en-US"/>
-        </w:rPr>
-      </w:pPr>
-      <w:r>
-        <w:rPr>
-          <w:sz w:val="18"/>
-          <w:szCs w:val="18"/>
-          <w:lang w:val="en-US"/>
-        </w:rPr>
-        <w:t xml:space="preserve">1- </w:t>
-      </w:r>
-      <w:r>
-        <w:rPr>
-          <w:sz w:val="18"/>
-          <w:szCs w:val="18"/>
-          <w:lang w:val="en-US"/>
-        </w:rPr>
-        <w:t>https://www.prnewswire.com/news-releases/tremfya-guselkumab-the-first-and-only-il-23-inhibitor-with-a-fully-subcutaneous-treatment-regimen-demonstrates-durable-remission-in-crohns-disease-at-two-years-302594372.html</w:t>
-      </w:r>
     </w:p>
     <w:sectPr>
       <w:pgSz w:w="11906" w:h="16838"/>
@@ -305,127 +608,6 @@
     </w:sectPr>
   </w:body>
 </w:document>
-</file>
-
-<file path=word/numbering.xml><?xml version="1.0" encoding="utf-8"?>
-<w:numbering xmlns:wpc="http://schemas.microsoft.com/office/word/2010/wordprocessingCanvas" xmlns:cx="http://schemas.microsoft.com/office/drawing/2014/chartex" xmlns:cx1="http://schemas.microsoft.com/office/drawing/2015/9/8/chartex" xmlns:cx2="http://schemas.microsoft.com/office/drawing/2015/10/21/chartex" xmlns:cx3="http://schemas.microsoft.com/office/drawing/2016/5/9/chartex" xmlns:cx4="http://schemas.microsoft.com/office/drawing/2016/5/10/chartex" xmlns:cx5="http://schemas.microsoft.com/office/drawing/2016/5/11/chartex" xmlns:cx6="http://schemas.microsoft.com/office/drawing/2016/5/12/chartex" xmlns:cx7="http://schemas.microsoft.com/office/drawing/2016/5/13/chartex" xmlns:cx8="http://schemas.microsoft.com/office/drawing/2016/5/14/chartex" xmlns:mc="http://schemas.openxmlformats.org/markup-compatibility/2006" xmlns:aink="http://schemas.microsoft.com/office/drawing/2016/ink" xmlns:am3d="http://schemas.microsoft.com/office/drawing/2017/model3d" xmlns:o="urn:schemas-microsoft-com:office:office" xmlns:oel="http://schemas.microsoft.com/office/2019/extlst" xmlns:r="http://schemas.openxmlformats.org/officeDocument/2006/relationships" xmlns:m="http://schemas.openxmlformats.org/officeDocument/2006/math" xmlns:v="urn:schemas-microsoft-com:vml" xmlns:wp14="http://schemas.microsoft.com/office/word/2010/wordprocessingDrawing" xmlns:wp="http://schemas.openxmlformats.org/drawingml/2006/wordprocessingDrawing" xmlns:w10="urn:schemas-microsoft-com:office:word" xmlns:w="http://schemas.openxmlformats.org/wordprocessingml/2006/main" xmlns:w14="http://schemas.microsoft.com/office/word/2010/wordml" xmlns:w15="http://schemas.microsoft.com/office/word/2012/wordml" xmlns:w16cex="http://schemas.microsoft.com/office/word/2018/wordml/cex" xmlns:w16cid="http://schemas.microsoft.com/office/word/2016/wordml/cid" xmlns:w16="http://schemas.microsoft.com/office/word/2018/wordml" xmlns:w16du="http://schemas.microsoft.com/office/word/2023/wordml/word16du" xmlns:w16sdtdh="http://schemas.microsoft.com/office/word/2020/wordml/sdtdatahash" xmlns:w16sdtfl="http://schemas.microsoft.com/office/word/2024/wordml/sdtformatlock" xmlns:w16se="http://schemas.microsoft.com/office/word/2015/wordml/symex" xmlns:wpg="http://schemas.microsoft.com/office/word/2010/wordprocessingGroup" xmlns:wpi="http://schemas.microsoft.com/office/word/2010/wordprocessingInk" xmlns:wne="http://schemas.microsoft.com/office/word/2006/wordml" xmlns:wps="http://schemas.microsoft.com/office/word/2010/wordprocessingShape" mc:Ignorable="w14 w15 w16se w16cid w16 w16cex w16sdtdh w16sdtfl w16du wp14">
-  <w:abstractNum w:abstractNumId="0" w15:restartNumberingAfterBreak="0">
-    <w:nsid w:val="4E0F5BDA"/>
-    <w:multiLevelType w:val="hybridMultilevel"/>
-    <w:tmpl w:val="B38EE92E"/>
-    <w:lvl w:ilvl="0" w:tplc="04160001">
-      <w:start w:val="1"/>
-      <w:numFmt w:val="bullet"/>
-      <w:lvlText w:val=""/>
-      <w:lvlJc w:val="left"/>
-      <w:pPr>
-        <w:ind w:left="360" w:hanging="360"/>
-      </w:pPr>
-      <w:rPr>
-        <w:rFonts w:ascii="Symbol" w:hAnsi="Symbol" w:hint="default"/>
-      </w:rPr>
-    </w:lvl>
-    <w:lvl w:ilvl="1" w:tplc="04160003" w:tentative="1">
-      <w:start w:val="1"/>
-      <w:numFmt w:val="bullet"/>
-      <w:lvlText w:val="o"/>
-      <w:lvlJc w:val="left"/>
-      <w:pPr>
-        <w:ind w:left="1080" w:hanging="360"/>
-      </w:pPr>
-      <w:rPr>
-        <w:rFonts w:ascii="Courier New" w:hAnsi="Courier New" w:cs="Courier New" w:hint="default"/>
-      </w:rPr>
-    </w:lvl>
-    <w:lvl w:ilvl="2" w:tplc="04160005" w:tentative="1">
-      <w:start w:val="1"/>
-      <w:numFmt w:val="bullet"/>
-      <w:lvlText w:val=""/>
-      <w:lvlJc w:val="left"/>
-      <w:pPr>
-        <w:ind w:left="1800" w:hanging="360"/>
-      </w:pPr>
-      <w:rPr>
-        <w:rFonts w:ascii="Wingdings" w:hAnsi="Wingdings" w:hint="default"/>
-      </w:rPr>
-    </w:lvl>
-    <w:lvl w:ilvl="3" w:tplc="04160001" w:tentative="1">
-      <w:start w:val="1"/>
-      <w:numFmt w:val="bullet"/>
-      <w:lvlText w:val=""/>
-      <w:lvlJc w:val="left"/>
-      <w:pPr>
-        <w:ind w:left="2520" w:hanging="360"/>
-      </w:pPr>
-      <w:rPr>
-        <w:rFonts w:ascii="Symbol" w:hAnsi="Symbol" w:hint="default"/>
-      </w:rPr>
-    </w:lvl>
-    <w:lvl w:ilvl="4" w:tplc="04160003" w:tentative="1">
-      <w:start w:val="1"/>
-      <w:numFmt w:val="bullet"/>
-      <w:lvlText w:val="o"/>
-      <w:lvlJc w:val="left"/>
-      <w:pPr>
-        <w:ind w:left="3240" w:hanging="360"/>
-      </w:pPr>
-      <w:rPr>
-        <w:rFonts w:ascii="Courier New" w:hAnsi="Courier New" w:cs="Courier New" w:hint="default"/>
-      </w:rPr>
-    </w:lvl>
-    <w:lvl w:ilvl="5" w:tplc="04160005" w:tentative="1">
-      <w:start w:val="1"/>
-      <w:numFmt w:val="bullet"/>
-      <w:lvlText w:val=""/>
-      <w:lvlJc w:val="left"/>
-      <w:pPr>
-        <w:ind w:left="3960" w:hanging="360"/>
-      </w:pPr>
-      <w:rPr>
-        <w:rFonts w:ascii="Wingdings" w:hAnsi="Wingdings" w:hint="default"/>
-      </w:rPr>
-    </w:lvl>
-    <w:lvl w:ilvl="6" w:tplc="04160001" w:tentative="1">
-      <w:start w:val="1"/>
-      <w:numFmt w:val="bullet"/>
-      <w:lvlText w:val=""/>
-      <w:lvlJc w:val="left"/>
-      <w:pPr>
-        <w:ind w:left="4680" w:hanging="360"/>
-      </w:pPr>
-      <w:rPr>
-        <w:rFonts w:ascii="Symbol" w:hAnsi="Symbol" w:hint="default"/>
-      </w:rPr>
-    </w:lvl>
-    <w:lvl w:ilvl="7" w:tplc="04160003" w:tentative="1">
-      <w:start w:val="1"/>
-      <w:numFmt w:val="bullet"/>
-      <w:lvlText w:val="o"/>
-      <w:lvlJc w:val="left"/>
-      <w:pPr>
-        <w:ind w:left="5400" w:hanging="360"/>
-      </w:pPr>
-      <w:rPr>
-        <w:rFonts w:ascii="Courier New" w:hAnsi="Courier New" w:cs="Courier New" w:hint="default"/>
-      </w:rPr>
-    </w:lvl>
-    <w:lvl w:ilvl="8" w:tplc="04160005" w:tentative="1">
-      <w:start w:val="1"/>
-      <w:numFmt w:val="bullet"/>
-      <w:lvlText w:val=""/>
-      <w:lvlJc w:val="left"/>
-      <w:pPr>
-        <w:ind w:left="6120" w:hanging="360"/>
-      </w:pPr>
-      <w:rPr>
-        <w:rFonts w:ascii="Wingdings" w:hAnsi="Wingdings" w:hint="default"/>
-      </w:rPr>
-    </w:lvl>
-  </w:abstractNum>
-  <w:num w:numId="1" w16cid:durableId="1485245912">
-    <w:abstractNumId w:val="0"/>
-  </w:num>
-</w:numbering>
 </file>
 
 <file path=word/styles.xml><?xml version="1.0" encoding="utf-8"?>
@@ -836,7 +1018,7 @@
     <w:link w:val="Ttulo1Char"/>
     <w:uiPriority w:val="9"/>
     <w:qFormat/>
-    <w:rsid w:val="00FD3CC6"/>
+    <w:rsid w:val="00A848C6"/>
     <w:pPr>
       <w:keepNext/>
       <w:keepLines/>
@@ -856,9 +1038,10 @@
     <w:next w:val="Normal"/>
     <w:link w:val="Ttulo2Char"/>
     <w:uiPriority w:val="9"/>
+    <w:semiHidden/>
     <w:unhideWhenUsed/>
     <w:qFormat/>
-    <w:rsid w:val="00FD3CC6"/>
+    <w:rsid w:val="00A848C6"/>
     <w:pPr>
       <w:keepNext/>
       <w:keepLines/>
@@ -881,7 +1064,7 @@
     <w:semiHidden/>
     <w:unhideWhenUsed/>
     <w:qFormat/>
-    <w:rsid w:val="00FD3CC6"/>
+    <w:rsid w:val="00A848C6"/>
     <w:pPr>
       <w:keepNext/>
       <w:keepLines/>
@@ -904,7 +1087,7 @@
     <w:semiHidden/>
     <w:unhideWhenUsed/>
     <w:qFormat/>
-    <w:rsid w:val="00FD3CC6"/>
+    <w:rsid w:val="00A848C6"/>
     <w:pPr>
       <w:keepNext/>
       <w:keepLines/>
@@ -927,7 +1110,7 @@
     <w:semiHidden/>
     <w:unhideWhenUsed/>
     <w:qFormat/>
-    <w:rsid w:val="00FD3CC6"/>
+    <w:rsid w:val="00A848C6"/>
     <w:pPr>
       <w:keepNext/>
       <w:keepLines/>
@@ -948,7 +1131,7 @@
     <w:semiHidden/>
     <w:unhideWhenUsed/>
     <w:qFormat/>
-    <w:rsid w:val="00FD3CC6"/>
+    <w:rsid w:val="00A848C6"/>
     <w:pPr>
       <w:keepNext/>
       <w:keepLines/>
@@ -971,7 +1154,7 @@
     <w:semiHidden/>
     <w:unhideWhenUsed/>
     <w:qFormat/>
-    <w:rsid w:val="00FD3CC6"/>
+    <w:rsid w:val="00A848C6"/>
     <w:pPr>
       <w:keepNext/>
       <w:keepLines/>
@@ -992,7 +1175,7 @@
     <w:semiHidden/>
     <w:unhideWhenUsed/>
     <w:qFormat/>
-    <w:rsid w:val="00FD3CC6"/>
+    <w:rsid w:val="00A848C6"/>
     <w:pPr>
       <w:keepNext/>
       <w:keepLines/>
@@ -1015,7 +1198,7 @@
     <w:semiHidden/>
     <w:unhideWhenUsed/>
     <w:qFormat/>
-    <w:rsid w:val="00FD3CC6"/>
+    <w:rsid w:val="00A848C6"/>
     <w:pPr>
       <w:keepNext/>
       <w:keepLines/>
@@ -1058,7 +1241,7 @@
     <w:basedOn w:val="Fontepargpadro"/>
     <w:link w:val="Ttulo1"/>
     <w:uiPriority w:val="9"/>
-    <w:rsid w:val="00FD3CC6"/>
+    <w:rsid w:val="00A848C6"/>
     <w:rPr>
       <w:rFonts w:asciiTheme="majorHAnsi" w:eastAsiaTheme="majorEastAsia" w:hAnsiTheme="majorHAnsi" w:cstheme="majorBidi"/>
       <w:color w:val="0F4761" w:themeColor="accent1" w:themeShade="BF"/>
@@ -1071,7 +1254,8 @@
     <w:basedOn w:val="Fontepargpadro"/>
     <w:link w:val="Ttulo2"/>
     <w:uiPriority w:val="9"/>
-    <w:rsid w:val="00FD3CC6"/>
+    <w:semiHidden/>
+    <w:rsid w:val="00A848C6"/>
     <w:rPr>
       <w:rFonts w:asciiTheme="majorHAnsi" w:eastAsiaTheme="majorEastAsia" w:hAnsiTheme="majorHAnsi" w:cstheme="majorBidi"/>
       <w:color w:val="0F4761" w:themeColor="accent1" w:themeShade="BF"/>
@@ -1085,7 +1269,7 @@
     <w:link w:val="Ttulo3"/>
     <w:uiPriority w:val="9"/>
     <w:semiHidden/>
-    <w:rsid w:val="00FD3CC6"/>
+    <w:rsid w:val="00A848C6"/>
     <w:rPr>
       <w:rFonts w:eastAsiaTheme="majorEastAsia" w:cstheme="majorBidi"/>
       <w:color w:val="0F4761" w:themeColor="accent1" w:themeShade="BF"/>
@@ -1099,7 +1283,7 @@
     <w:link w:val="Ttulo4"/>
     <w:uiPriority w:val="9"/>
     <w:semiHidden/>
-    <w:rsid w:val="00FD3CC6"/>
+    <w:rsid w:val="00A848C6"/>
     <w:rPr>
       <w:rFonts w:eastAsiaTheme="majorEastAsia" w:cstheme="majorBidi"/>
       <w:i/>
@@ -1113,7 +1297,7 @@
     <w:link w:val="Ttulo5"/>
     <w:uiPriority w:val="9"/>
     <w:semiHidden/>
-    <w:rsid w:val="00FD3CC6"/>
+    <w:rsid w:val="00A848C6"/>
     <w:rPr>
       <w:rFonts w:eastAsiaTheme="majorEastAsia" w:cstheme="majorBidi"/>
       <w:color w:val="0F4761" w:themeColor="accent1" w:themeShade="BF"/>
@@ -1125,7 +1309,7 @@
     <w:link w:val="Ttulo6"/>
     <w:uiPriority w:val="9"/>
     <w:semiHidden/>
-    <w:rsid w:val="00FD3CC6"/>
+    <w:rsid w:val="00A848C6"/>
     <w:rPr>
       <w:rFonts w:eastAsiaTheme="majorEastAsia" w:cstheme="majorBidi"/>
       <w:i/>
@@ -1139,7 +1323,7 @@
     <w:link w:val="Ttulo7"/>
     <w:uiPriority w:val="9"/>
     <w:semiHidden/>
-    <w:rsid w:val="00FD3CC6"/>
+    <w:rsid w:val="00A848C6"/>
     <w:rPr>
       <w:rFonts w:eastAsiaTheme="majorEastAsia" w:cstheme="majorBidi"/>
       <w:color w:val="595959" w:themeColor="text1" w:themeTint="A6"/>
@@ -1151,7 +1335,7 @@
     <w:link w:val="Ttulo8"/>
     <w:uiPriority w:val="9"/>
     <w:semiHidden/>
-    <w:rsid w:val="00FD3CC6"/>
+    <w:rsid w:val="00A848C6"/>
     <w:rPr>
       <w:rFonts w:eastAsiaTheme="majorEastAsia" w:cstheme="majorBidi"/>
       <w:i/>
@@ -1165,7 +1349,7 @@
     <w:link w:val="Ttulo9"/>
     <w:uiPriority w:val="9"/>
     <w:semiHidden/>
-    <w:rsid w:val="00FD3CC6"/>
+    <w:rsid w:val="00A848C6"/>
     <w:rPr>
       <w:rFonts w:eastAsiaTheme="majorEastAsia" w:cstheme="majorBidi"/>
       <w:color w:val="272727" w:themeColor="text1" w:themeTint="D8"/>
@@ -1178,7 +1362,7 @@
     <w:link w:val="TtuloChar"/>
     <w:uiPriority w:val="10"/>
     <w:qFormat/>
-    <w:rsid w:val="00FD3CC6"/>
+    <w:rsid w:val="00A848C6"/>
     <w:pPr>
       <w:spacing w:after="80" w:line="240" w:lineRule="auto"/>
       <w:contextualSpacing/>
@@ -1196,7 +1380,7 @@
     <w:basedOn w:val="Fontepargpadro"/>
     <w:link w:val="Ttulo"/>
     <w:uiPriority w:val="10"/>
-    <w:rsid w:val="00FD3CC6"/>
+    <w:rsid w:val="00A848C6"/>
     <w:rPr>
       <w:rFonts w:asciiTheme="majorHAnsi" w:eastAsiaTheme="majorEastAsia" w:hAnsiTheme="majorHAnsi" w:cstheme="majorBidi"/>
       <w:spacing w:val="-10"/>
@@ -1212,7 +1396,7 @@
     <w:link w:val="SubttuloChar"/>
     <w:uiPriority w:val="11"/>
     <w:qFormat/>
-    <w:rsid w:val="00FD3CC6"/>
+    <w:rsid w:val="00A848C6"/>
     <w:pPr>
       <w:numPr>
         <w:ilvl w:val="1"/>
@@ -1231,7 +1415,7 @@
     <w:basedOn w:val="Fontepargpadro"/>
     <w:link w:val="Subttulo"/>
     <w:uiPriority w:val="11"/>
-    <w:rsid w:val="00FD3CC6"/>
+    <w:rsid w:val="00A848C6"/>
     <w:rPr>
       <w:rFonts w:eastAsiaTheme="majorEastAsia" w:cstheme="majorBidi"/>
       <w:color w:val="595959" w:themeColor="text1" w:themeTint="A6"/>
@@ -1247,7 +1431,7 @@
     <w:link w:val="CitaoChar"/>
     <w:uiPriority w:val="29"/>
     <w:qFormat/>
-    <w:rsid w:val="00FD3CC6"/>
+    <w:rsid w:val="00A848C6"/>
     <w:pPr>
       <w:spacing w:before="160"/>
       <w:jc w:val="center"/>
@@ -1263,7 +1447,7 @@
     <w:basedOn w:val="Fontepargpadro"/>
     <w:link w:val="Citao"/>
     <w:uiPriority w:val="29"/>
-    <w:rsid w:val="00FD3CC6"/>
+    <w:rsid w:val="00A848C6"/>
     <w:rPr>
       <w:i/>
       <w:iCs/>
@@ -1275,7 +1459,7 @@
     <w:basedOn w:val="Normal"/>
     <w:uiPriority w:val="34"/>
     <w:qFormat/>
-    <w:rsid w:val="00FD3CC6"/>
+    <w:rsid w:val="00A848C6"/>
     <w:pPr>
       <w:ind w:left="720"/>
       <w:contextualSpacing/>
@@ -1286,7 +1470,7 @@
     <w:basedOn w:val="Fontepargpadro"/>
     <w:uiPriority w:val="21"/>
     <w:qFormat/>
-    <w:rsid w:val="00FD3CC6"/>
+    <w:rsid w:val="00A848C6"/>
     <w:rPr>
       <w:i/>
       <w:iCs/>
@@ -1300,7 +1484,7 @@
     <w:link w:val="CitaoIntensaChar"/>
     <w:uiPriority w:val="30"/>
     <w:qFormat/>
-    <w:rsid w:val="00FD3CC6"/>
+    <w:rsid w:val="00A848C6"/>
     <w:pPr>
       <w:pBdr>
         <w:top w:val="single" w:sz="4" w:space="10" w:color="0F4761" w:themeColor="accent1" w:themeShade="BF"/>
@@ -1321,7 +1505,7 @@
     <w:basedOn w:val="Fontepargpadro"/>
     <w:link w:val="CitaoIntensa"/>
     <w:uiPriority w:val="30"/>
-    <w:rsid w:val="00FD3CC6"/>
+    <w:rsid w:val="00A848C6"/>
     <w:rPr>
       <w:i/>
       <w:iCs/>
@@ -1333,7 +1517,7 @@
     <w:basedOn w:val="Fontepargpadro"/>
     <w:uiPriority w:val="32"/>
     <w:qFormat/>
-    <w:rsid w:val="00FD3CC6"/>
+    <w:rsid w:val="00A848C6"/>
     <w:rPr>
       <w:b/>
       <w:bCs/>
@@ -1341,25 +1525,6 @@
       <w:color w:val="0F4761" w:themeColor="accent1" w:themeShade="BF"/>
       <w:spacing w:val="5"/>
     </w:rPr>
-  </w:style>
-  <w:style w:type="table" w:styleId="Tabelacomgrade">
-    <w:name w:val="Table Grid"/>
-    <w:basedOn w:val="Tabelanormal"/>
-    <w:uiPriority w:val="39"/>
-    <w:rsid w:val="00FD7DD4"/>
-    <w:pPr>
-      <w:spacing w:after="0" w:line="240" w:lineRule="auto"/>
-    </w:pPr>
-    <w:tblPr>
-      <w:tblBorders>
-        <w:top w:val="single" w:sz="4" w:space="0" w:color="auto"/>
-        <w:left w:val="single" w:sz="4" w:space="0" w:color="auto"/>
-        <w:bottom w:val="single" w:sz="4" w:space="0" w:color="auto"/>
-        <w:right w:val="single" w:sz="4" w:space="0" w:color="auto"/>
-        <w:insideH w:val="single" w:sz="4" w:space="0" w:color="auto"/>
-        <w:insideV w:val="single" w:sz="4" w:space="0" w:color="auto"/>
-      </w:tblBorders>
-    </w:tblPr>
   </w:style>
 </w:styles>
 </file>
